--- a/assets/libreoffice_writ_njc/5186c84c-c3c2-4792-8349-61572a1ab7b3/Policy_L3_09.docx
+++ b/assets/libreoffice_writ_njc/5186c84c-c3c2-4792-8349-61572a1ab7b3/Policy_L3_09.docx
@@ -5,39 +5,58 @@
     <w:p>
       <w:pPr>
         <w:pStyle w:val="Title"/>
+        <w:jc w:val="left"/>
+        <w:rPr>
+          <w:rFonts w:ascii="Calibri" w:hAnsi="Calibri"/>
+          <w:sz w:val="22"/>
+          <w:szCs w:val="22"/>
+        </w:rPr>
+      </w:pPr>
+      <w:r>
+        <w:rPr>
+          <w:rFonts w:ascii="Calibri" w:hAnsi="Calibri"/>
+          <w:sz w:val="22"/>
+          <w:szCs w:val="22"/>
+        </w:rPr>
+        <w:t>INTERNAL DOCUMENT – DO NOT DISTRIBUTE</w:t>
+      </w:r>
+    </w:p>
+    <w:p>
+      <w:pPr>
+        <w:pStyle w:val="Normal"/>
+        <w:jc w:val="left"/>
+        <w:rPr>
+          <w:rFonts w:ascii="Calibri" w:hAnsi="Calibri"/>
+          <w:sz w:val="22"/>
+          <w:szCs w:val="22"/>
+        </w:rPr>
+      </w:pPr>
+      <w:r>
+        <w:rPr>
+          <w:rFonts w:ascii="Calibri" w:hAnsi="Calibri"/>
+          <w:sz w:val="22"/>
+          <w:szCs w:val="22"/>
+        </w:rPr>
+      </w:r>
+    </w:p>
+    <w:p>
+      <w:pPr>
+        <w:pStyle w:val="Normal"/>
         <w:jc w:val="center"/>
         <w:rPr>
-          <w:rFonts w:ascii="Calibri" w:hAnsi="Calibri"/>
           <w:b/>
           <w:b/>
           <w:bCs/>
-          <w:color w:val="C9211E"/>
-          <w:sz w:val="22"/>
-          <w:szCs w:val="22"/>
-          <w:vertAlign w:val="superscript"/>
+          <w:sz w:val="44"/>
+          <w:szCs w:val="44"/>
         </w:rPr>
       </w:pPr>
       <w:r>
         <w:rPr>
-          <w:rFonts w:ascii="Calibri" w:hAnsi="Calibri"/>
           <w:b/>
           <w:bCs/>
-          <w:color w:val="C9211E"/>
-          <w:sz w:val="22"/>
-          <w:szCs w:val="22"/>
-          <w:vertAlign w:val="superscript"/>
-        </w:rPr>
-        <w:t>INTERNAL DOCUMENT – DO NOT DISTRIBUTE</w:t>
-      </w:r>
-      <w:r>
-        <w:rPr>
-          <w:rFonts w:ascii="Calibri" w:hAnsi="Calibri"/>
-          <w:b/>
-          <w:bCs/>
-          <w:color w:val="C9211E"/>
-          <w:sz w:val="22"/>
-          <w:szCs w:val="22"/>
-          <w:vertAlign w:val="superscript"/>
+          <w:sz w:val="44"/>
+          <w:szCs w:val="44"/>
         </w:rPr>
         <w:t>Company Remote Work Policy</w:t>
       </w:r>
@@ -45,6 +64,25 @@
     <w:p>
       <w:pPr>
         <w:pStyle w:val="Normal"/>
+        <w:jc w:val="left"/>
+        <w:rPr>
+          <w:rFonts w:ascii="Calibri" w:hAnsi="Calibri"/>
+          <w:sz w:val="22"/>
+          <w:szCs w:val="22"/>
+        </w:rPr>
+      </w:pPr>
+      <w:r>
+        <w:rPr>
+          <w:rFonts w:ascii="Calibri" w:hAnsi="Calibri"/>
+          <w:sz w:val="22"/>
+          <w:szCs w:val="22"/>
+        </w:rPr>
+      </w:r>
+    </w:p>
+    <w:p>
+      <w:pPr>
+        <w:pStyle w:val="Normal"/>
+        <w:jc w:val="left"/>
         <w:rPr>
           <w:rFonts w:ascii="Calibri" w:hAnsi="Calibri"/>
           <w:sz w:val="22"/>
@@ -62,7 +100,8 @@
     </w:p>
     <w:p>
       <w:pPr>
-        <w:pStyle w:val="Heading1"/>
+        <w:pStyle w:val="Normal"/>
+        <w:jc w:val="left"/>
         <w:rPr>
           <w:rFonts w:ascii="Calibri" w:hAnsi="Calibri"/>
           <w:sz w:val="22"/>
@@ -75,23 +114,22 @@
           <w:sz w:val="22"/>
           <w:szCs w:val="22"/>
         </w:rPr>
-        <w:t xml:space="preserve">1. </w:t>
-      </w:r>
-      <w:r>
-        <w:rPr>
-          <w:rFonts w:ascii="Calibri" w:hAnsi="Calibri"/>
-          <w:b/>
-          <w:bCs w:val="false"/>
-          <w:color w:val="C9211E"/>
-          <w:sz w:val="22"/>
-          <w:szCs w:val="22"/>
-        </w:rPr>
-        <w:t>Purpose</w:t>
       </w:r>
     </w:p>
     <w:p>
       <w:pPr>
         <w:pStyle w:val="Normal"/>
+        <w:rPr/>
+      </w:pPr>
+      <w:r>
+        <w:rPr/>
+        <w:t>1. Purpose</w:t>
+      </w:r>
+    </w:p>
+    <w:p>
+      <w:pPr>
+        <w:pStyle w:val="Normal"/>
+        <w:jc w:val="left"/>
         <w:rPr>
           <w:rFonts w:ascii="Calibri" w:hAnsi="Calibri"/>
           <w:sz w:val="22"/>
@@ -104,12 +142,13 @@
           <w:sz w:val="22"/>
           <w:szCs w:val="22"/>
         </w:rPr>
-        <w:t>This policy establishes guidelines for remote work arrangements to ensure productivity, collaboration, and work-life balance while maintaining the company's operational standards.</w:t>
+        <w:t>This policy establishes guidelines for remote work arrangements to ensure productivity, collaboration, and work-life balance while maintaining the company’s operational standards.</w:t>
       </w:r>
     </w:p>
     <w:p>
       <w:pPr>
-        <w:pStyle w:val="Heading1"/>
+        <w:pStyle w:val="Normal"/>
+        <w:jc w:val="left"/>
         <w:rPr>
           <w:rFonts w:ascii="Calibri" w:hAnsi="Calibri"/>
           <w:sz w:val="22"/>
@@ -122,25 +161,31 @@
           <w:sz w:val="22"/>
           <w:szCs w:val="22"/>
         </w:rPr>
-        <w:t xml:space="preserve">2. </w:t>
       </w:r>
+    </w:p>
+    <w:p>
+      <w:pPr>
+        <w:pStyle w:val="Normal"/>
+        <w:jc w:val="left"/>
+        <w:rPr>
+          <w:rFonts w:ascii="Calibri" w:hAnsi="Calibri"/>
+          <w:sz w:val="22"/>
+          <w:szCs w:val="22"/>
+        </w:rPr>
+      </w:pPr>
       <w:r>
         <w:rPr>
           <w:rFonts w:ascii="Calibri" w:hAnsi="Calibri"/>
-          <w:b/>
-          <w:bCs w:val="false"/>
-          <w:position w:val="0"/>
-          <w:sz w:val="22"/>
           <w:sz w:val="22"/>
           <w:szCs w:val="22"/>
-          <w:vertAlign w:val="baseline"/>
         </w:rPr>
-        <w:t>Eligibility</w:t>
+        <w:t>2. Eligibility</w:t>
       </w:r>
     </w:p>
     <w:p>
       <w:pPr>
         <w:pStyle w:val="Normal"/>
+        <w:jc w:val="left"/>
         <w:rPr>
           <w:rFonts w:ascii="Calibri" w:hAnsi="Calibri"/>
           <w:sz w:val="22"/>
@@ -158,7 +203,8 @@
     </w:p>
     <w:p>
       <w:pPr>
-        <w:pStyle w:val="Heading1"/>
+        <w:pStyle w:val="Normal"/>
+        <w:jc w:val="left"/>
         <w:rPr>
           <w:rFonts w:ascii="Calibri" w:hAnsi="Calibri"/>
           <w:sz w:val="22"/>
@@ -171,25 +217,12 @@
           <w:sz w:val="22"/>
           <w:szCs w:val="22"/>
         </w:rPr>
-        <w:t xml:space="preserve">3. </w:t>
-      </w:r>
-      <w:r>
-        <w:rPr>
-          <w:rFonts w:ascii="Calibri" w:hAnsi="Calibri"/>
-          <w:b/>
-          <w:bCs w:val="false"/>
-          <w:position w:val="0"/>
-          <w:sz w:val="22"/>
-          <w:sz w:val="22"/>
-          <w:szCs w:val="22"/>
-          <w:vertAlign w:val="baseline"/>
-        </w:rPr>
-        <w:t>Work Schedule</w:t>
       </w:r>
     </w:p>
     <w:p>
       <w:pPr>
         <w:pStyle w:val="Normal"/>
+        <w:jc w:val="left"/>
         <w:rPr>
           <w:rFonts w:ascii="Calibri" w:hAnsi="Calibri"/>
           <w:sz w:val="22"/>
@@ -202,8 +235,22 @@
           <w:sz w:val="22"/>
           <w:szCs w:val="22"/>
         </w:rPr>
-        <w:t xml:space="preserve">Remote employees must maintain core hours of 10:00 AM to 3:00 PM in their local time zone. </w:t>
+        <w:t>3. Work Schedule</w:t>
       </w:r>
+    </w:p>
+    <w:p>
+      <w:pPr>
+        <w:pStyle w:val="Normal"/>
+        <w:jc w:val="left"/>
+        <w:rPr>
+          <w:rFonts w:ascii="Calibri" w:hAnsi="Calibri"/>
+          <w:i/>
+          <w:i/>
+          <w:iCs/>
+          <w:sz w:val="22"/>
+          <w:szCs w:val="22"/>
+        </w:rPr>
+      </w:pPr>
       <w:r>
         <w:rPr>
           <w:rFonts w:ascii="Calibri" w:hAnsi="Calibri"/>
@@ -212,20 +259,31 @@
           <w:sz w:val="22"/>
           <w:szCs w:val="22"/>
         </w:rPr>
-        <w:t>Flexible hours outside of core hours are permitted with manager approval.</w:t>
+        <w:t>Remote employees must maintain core hours of 10:00 AM to 3:00 PM in their local time zone. Flexible hours outside of core hours are permitted with manager approval. Total weekly hours should not exceed 45 hours without prior authorization.</w:t>
       </w:r>
+    </w:p>
+    <w:p>
+      <w:pPr>
+        <w:pStyle w:val="Normal"/>
+        <w:jc w:val="left"/>
+        <w:rPr>
+          <w:rFonts w:ascii="Calibri" w:hAnsi="Calibri"/>
+          <w:sz w:val="22"/>
+          <w:szCs w:val="22"/>
+        </w:rPr>
+      </w:pPr>
       <w:r>
         <w:rPr>
           <w:rFonts w:ascii="Calibri" w:hAnsi="Calibri"/>
           <w:sz w:val="22"/>
           <w:szCs w:val="22"/>
         </w:rPr>
-        <w:t xml:space="preserve"> Total weekly hours should not exceed 45 hours without prior authorization.</w:t>
       </w:r>
     </w:p>
     <w:p>
       <w:pPr>
-        <w:pStyle w:val="Heading1"/>
+        <w:pStyle w:val="Normal"/>
+        <w:jc w:val="left"/>
         <w:rPr>
           <w:rFonts w:ascii="Calibri" w:hAnsi="Calibri"/>
           <w:sz w:val="22"/>
@@ -238,25 +296,13 @@
           <w:sz w:val="22"/>
           <w:szCs w:val="22"/>
         </w:rPr>
-        <w:t xml:space="preserve">4. </w:t>
-      </w:r>
-      <w:r>
-        <w:rPr>
-          <w:rFonts w:ascii="Calibri" w:hAnsi="Calibri"/>
-          <w:b/>
-          <w:bCs w:val="false"/>
-          <w:position w:val="0"/>
-          <w:sz w:val="22"/>
-          <w:sz w:val="22"/>
-          <w:szCs w:val="22"/>
-          <w:vertAlign w:val="baseline"/>
-        </w:rPr>
-        <w:t>Equipment and Security</w:t>
+        <w:t>4. Equipment and Security</w:t>
       </w:r>
     </w:p>
     <w:p>
       <w:pPr>
         <w:pStyle w:val="Normal"/>
+        <w:jc w:val="left"/>
         <w:rPr>
           <w:rFonts w:ascii="Calibri" w:hAnsi="Calibri"/>
           <w:sz w:val="22"/>
@@ -274,7 +320,26 @@
     </w:p>
     <w:p>
       <w:pPr>
-        <w:pStyle w:val="Heading1"/>
+        <w:pStyle w:val="Normal"/>
+        <w:jc w:val="left"/>
+        <w:rPr>
+          <w:rFonts w:ascii="Calibri" w:hAnsi="Calibri"/>
+          <w:sz w:val="22"/>
+          <w:szCs w:val="22"/>
+        </w:rPr>
+      </w:pPr>
+      <w:r>
+        <w:rPr>
+          <w:rFonts w:ascii="Calibri" w:hAnsi="Calibri"/>
+          <w:sz w:val="22"/>
+          <w:szCs w:val="22"/>
+        </w:rPr>
+      </w:r>
+    </w:p>
+    <w:p>
+      <w:pPr>
+        <w:pStyle w:val="Normal"/>
+        <w:jc w:val="left"/>
         <w:rPr>
           <w:rFonts w:ascii="Calibri" w:hAnsi="Calibri"/>
           <w:sz w:val="22"/>
@@ -293,6 +358,7 @@
     <w:p>
       <w:pPr>
         <w:pStyle w:val="Normal"/>
+        <w:jc w:val="left"/>
         <w:rPr>
           <w:rFonts w:ascii="Calibri" w:hAnsi="Calibri"/>
           <w:sz w:val="22"/>
@@ -311,7 +377,26 @@
     <w:p>
       <w:pPr>
         <w:pStyle w:val="Normal"/>
+        <w:jc w:val="left"/>
+        <w:rPr>
+          <w:rFonts w:ascii="Calibri" w:hAnsi="Calibri"/>
+          <w:sz w:val="22"/>
+          <w:szCs w:val="22"/>
+        </w:rPr>
+      </w:pPr>
+      <w:r>
+        <w:rPr>
+          <w:rFonts w:ascii="Calibri" w:hAnsi="Calibri"/>
+          <w:sz w:val="22"/>
+          <w:szCs w:val="22"/>
+        </w:rPr>
+      </w:r>
+    </w:p>
+    <w:p>
+      <w:pPr>
+        <w:pStyle w:val="Normal"/>
         <w:spacing w:before="0" w:after="200"/>
+        <w:jc w:val="left"/>
         <w:rPr>
           <w:rFonts w:ascii="Calibri" w:hAnsi="Calibri"/>
           <w:sz w:val="22"/>
@@ -369,6 +454,7 @@
         </w:tabs>
         <w:ind w:left="1080" w:hanging="360"/>
       </w:pPr>
+      <w:rPr/>
     </w:lvl>
     <w:lvl w:ilvl="2">
       <w:start w:val="1"/>
@@ -381,6 +467,7 @@
         </w:tabs>
         <w:ind w:left="1440" w:hanging="360"/>
       </w:pPr>
+      <w:rPr/>
     </w:lvl>
     <w:lvl w:ilvl="3">
       <w:start w:val="1"/>
@@ -393,6 +480,7 @@
         </w:tabs>
         <w:ind w:left="1800" w:hanging="360"/>
       </w:pPr>
+      <w:rPr/>
     </w:lvl>
     <w:lvl w:ilvl="4">
       <w:start w:val="1"/>
@@ -405,6 +493,7 @@
         </w:tabs>
         <w:ind w:left="2160" w:hanging="360"/>
       </w:pPr>
+      <w:rPr/>
     </w:lvl>
     <w:lvl w:ilvl="5">
       <w:start w:val="1"/>
@@ -417,6 +506,7 @@
         </w:tabs>
         <w:ind w:left="2520" w:hanging="360"/>
       </w:pPr>
+      <w:rPr/>
     </w:lvl>
     <w:lvl w:ilvl="6">
       <w:start w:val="1"/>
@@ -429,6 +519,7 @@
         </w:tabs>
         <w:ind w:left="2880" w:hanging="360"/>
       </w:pPr>
+      <w:rPr/>
     </w:lvl>
     <w:lvl w:ilvl="7">
       <w:start w:val="1"/>
@@ -441,6 +532,7 @@
         </w:tabs>
         <w:ind w:left="3240" w:hanging="360"/>
       </w:pPr>
+      <w:rPr/>
     </w:lvl>
     <w:lvl w:ilvl="8">
       <w:start w:val="1"/>
@@ -453,6 +545,7 @@
         </w:tabs>
         <w:ind w:left="3600" w:hanging="360"/>
       </w:pPr>
+      <w:rPr/>
     </w:lvl>
   </w:abstractNum>
   <w:abstractNum w:abstractNumId="2">
@@ -482,6 +575,7 @@
         </w:tabs>
         <w:ind w:left="1080" w:hanging="360"/>
       </w:pPr>
+      <w:rPr/>
     </w:lvl>
     <w:lvl w:ilvl="2">
       <w:start w:val="1"/>
@@ -494,6 +588,7 @@
         </w:tabs>
         <w:ind w:left="1440" w:hanging="360"/>
       </w:pPr>
+      <w:rPr/>
     </w:lvl>
     <w:lvl w:ilvl="3">
       <w:start w:val="1"/>
@@ -506,6 +601,7 @@
         </w:tabs>
         <w:ind w:left="1800" w:hanging="360"/>
       </w:pPr>
+      <w:rPr/>
     </w:lvl>
     <w:lvl w:ilvl="4">
       <w:start w:val="1"/>
@@ -518,6 +614,7 @@
         </w:tabs>
         <w:ind w:left="2160" w:hanging="360"/>
       </w:pPr>
+      <w:rPr/>
     </w:lvl>
     <w:lvl w:ilvl="5">
       <w:start w:val="1"/>
@@ -530,6 +627,7 @@
         </w:tabs>
         <w:ind w:left="2520" w:hanging="360"/>
       </w:pPr>
+      <w:rPr/>
     </w:lvl>
     <w:lvl w:ilvl="6">
       <w:start w:val="1"/>
@@ -542,6 +640,7 @@
         </w:tabs>
         <w:ind w:left="2880" w:hanging="360"/>
       </w:pPr>
+      <w:rPr/>
     </w:lvl>
     <w:lvl w:ilvl="7">
       <w:start w:val="1"/>
@@ -554,6 +653,7 @@
         </w:tabs>
         <w:ind w:left="3240" w:hanging="360"/>
       </w:pPr>
+      <w:rPr/>
     </w:lvl>
     <w:lvl w:ilvl="8">
       <w:start w:val="1"/>
@@ -566,6 +666,7 @@
         </w:tabs>
         <w:ind w:left="3600" w:hanging="360"/>
       </w:pPr>
+      <w:rPr/>
     </w:lvl>
   </w:abstractNum>
   <w:abstractNum w:abstractNumId="3">
@@ -595,6 +696,7 @@
         </w:tabs>
         <w:ind w:left="1080" w:hanging="360"/>
       </w:pPr>
+      <w:rPr/>
     </w:lvl>
     <w:lvl w:ilvl="2">
       <w:start w:val="1"/>
@@ -607,6 +709,7 @@
         </w:tabs>
         <w:ind w:left="1440" w:hanging="360"/>
       </w:pPr>
+      <w:rPr/>
     </w:lvl>
     <w:lvl w:ilvl="3">
       <w:start w:val="1"/>
@@ -619,6 +722,7 @@
         </w:tabs>
         <w:ind w:left="1800" w:hanging="360"/>
       </w:pPr>
+      <w:rPr/>
     </w:lvl>
     <w:lvl w:ilvl="4">
       <w:start w:val="1"/>
@@ -631,6 +735,7 @@
         </w:tabs>
         <w:ind w:left="2160" w:hanging="360"/>
       </w:pPr>
+      <w:rPr/>
     </w:lvl>
     <w:lvl w:ilvl="5">
       <w:start w:val="1"/>
@@ -643,6 +748,7 @@
         </w:tabs>
         <w:ind w:left="2520" w:hanging="360"/>
       </w:pPr>
+      <w:rPr/>
     </w:lvl>
     <w:lvl w:ilvl="6">
       <w:start w:val="1"/>
@@ -655,6 +761,7 @@
         </w:tabs>
         <w:ind w:left="2880" w:hanging="360"/>
       </w:pPr>
+      <w:rPr/>
     </w:lvl>
     <w:lvl w:ilvl="7">
       <w:start w:val="1"/>
@@ -667,6 +774,7 @@
         </w:tabs>
         <w:ind w:left="3240" w:hanging="360"/>
       </w:pPr>
+      <w:rPr/>
     </w:lvl>
     <w:lvl w:ilvl="8">
       <w:start w:val="1"/>
@@ -679,6 +787,7 @@
         </w:tabs>
         <w:ind w:left="3600" w:hanging="360"/>
       </w:pPr>
+      <w:rPr/>
     </w:lvl>
   </w:abstractNum>
   <w:abstractNum w:abstractNumId="4">
@@ -706,6 +815,7 @@
         </w:tabs>
         <w:ind w:left="1080" w:hanging="360"/>
       </w:pPr>
+      <w:rPr/>
     </w:lvl>
     <w:lvl w:ilvl="2">
       <w:start w:val="1"/>
@@ -718,6 +828,7 @@
         </w:tabs>
         <w:ind w:left="1440" w:hanging="360"/>
       </w:pPr>
+      <w:rPr/>
     </w:lvl>
     <w:lvl w:ilvl="3">
       <w:start w:val="1"/>
@@ -730,6 +841,7 @@
         </w:tabs>
         <w:ind w:left="1800" w:hanging="360"/>
       </w:pPr>
+      <w:rPr/>
     </w:lvl>
     <w:lvl w:ilvl="4">
       <w:start w:val="1"/>
@@ -742,6 +854,7 @@
         </w:tabs>
         <w:ind w:left="2160" w:hanging="360"/>
       </w:pPr>
+      <w:rPr/>
     </w:lvl>
     <w:lvl w:ilvl="5">
       <w:start w:val="1"/>
@@ -754,6 +867,7 @@
         </w:tabs>
         <w:ind w:left="2520" w:hanging="360"/>
       </w:pPr>
+      <w:rPr/>
     </w:lvl>
     <w:lvl w:ilvl="6">
       <w:start w:val="1"/>
@@ -766,6 +880,7 @@
         </w:tabs>
         <w:ind w:left="2880" w:hanging="360"/>
       </w:pPr>
+      <w:rPr/>
     </w:lvl>
     <w:lvl w:ilvl="7">
       <w:start w:val="1"/>
@@ -778,6 +893,7 @@
         </w:tabs>
         <w:ind w:left="3240" w:hanging="360"/>
       </w:pPr>
+      <w:rPr/>
     </w:lvl>
     <w:lvl w:ilvl="8">
       <w:start w:val="1"/>
@@ -790,6 +906,7 @@
         </w:tabs>
         <w:ind w:left="3600" w:hanging="360"/>
       </w:pPr>
+      <w:rPr/>
     </w:lvl>
   </w:abstractNum>
   <w:abstractNum w:abstractNumId="5">
@@ -817,6 +934,7 @@
         </w:tabs>
         <w:ind w:left="1080" w:hanging="360"/>
       </w:pPr>
+      <w:rPr/>
     </w:lvl>
     <w:lvl w:ilvl="2">
       <w:start w:val="1"/>
@@ -829,6 +947,7 @@
         </w:tabs>
         <w:ind w:left="1440" w:hanging="360"/>
       </w:pPr>
+      <w:rPr/>
     </w:lvl>
     <w:lvl w:ilvl="3">
       <w:start w:val="1"/>
@@ -841,6 +960,7 @@
         </w:tabs>
         <w:ind w:left="1800" w:hanging="360"/>
       </w:pPr>
+      <w:rPr/>
     </w:lvl>
     <w:lvl w:ilvl="4">
       <w:start w:val="1"/>
@@ -853,6 +973,7 @@
         </w:tabs>
         <w:ind w:left="2160" w:hanging="360"/>
       </w:pPr>
+      <w:rPr/>
     </w:lvl>
     <w:lvl w:ilvl="5">
       <w:start w:val="1"/>
@@ -865,6 +986,7 @@
         </w:tabs>
         <w:ind w:left="2520" w:hanging="360"/>
       </w:pPr>
+      <w:rPr/>
     </w:lvl>
     <w:lvl w:ilvl="6">
       <w:start w:val="1"/>
@@ -877,6 +999,7 @@
         </w:tabs>
         <w:ind w:left="2880" w:hanging="360"/>
       </w:pPr>
+      <w:rPr/>
     </w:lvl>
     <w:lvl w:ilvl="7">
       <w:start w:val="1"/>
@@ -889,6 +1012,7 @@
         </w:tabs>
         <w:ind w:left="3240" w:hanging="360"/>
       </w:pPr>
+      <w:rPr/>
     </w:lvl>
     <w:lvl w:ilvl="8">
       <w:start w:val="1"/>
@@ -901,6 +1025,7 @@
         </w:tabs>
         <w:ind w:left="3600" w:hanging="360"/>
       </w:pPr>
+      <w:rPr/>
     </w:lvl>
   </w:abstractNum>
   <w:abstractNum w:abstractNumId="6">
@@ -928,6 +1053,7 @@
         </w:tabs>
         <w:ind w:left="1080" w:hanging="360"/>
       </w:pPr>
+      <w:rPr/>
     </w:lvl>
     <w:lvl w:ilvl="2">
       <w:start w:val="1"/>
@@ -940,6 +1066,7 @@
         </w:tabs>
         <w:ind w:left="1440" w:hanging="360"/>
       </w:pPr>
+      <w:rPr/>
     </w:lvl>
     <w:lvl w:ilvl="3">
       <w:start w:val="1"/>
@@ -952,6 +1079,7 @@
         </w:tabs>
         <w:ind w:left="1800" w:hanging="360"/>
       </w:pPr>
+      <w:rPr/>
     </w:lvl>
     <w:lvl w:ilvl="4">
       <w:start w:val="1"/>
@@ -964,6 +1092,7 @@
         </w:tabs>
         <w:ind w:left="2160" w:hanging="360"/>
       </w:pPr>
+      <w:rPr/>
     </w:lvl>
     <w:lvl w:ilvl="5">
       <w:start w:val="1"/>
@@ -976,6 +1105,7 @@
         </w:tabs>
         <w:ind w:left="2520" w:hanging="360"/>
       </w:pPr>
+      <w:rPr/>
     </w:lvl>
     <w:lvl w:ilvl="6">
       <w:start w:val="1"/>
@@ -988,6 +1118,7 @@
         </w:tabs>
         <w:ind w:left="2880" w:hanging="360"/>
       </w:pPr>
+      <w:rPr/>
     </w:lvl>
     <w:lvl w:ilvl="7">
       <w:start w:val="1"/>
@@ -1000,6 +1131,7 @@
         </w:tabs>
         <w:ind w:left="3240" w:hanging="360"/>
       </w:pPr>
+      <w:rPr/>
     </w:lvl>
     <w:lvl w:ilvl="8">
       <w:start w:val="1"/>
@@ -1012,6 +1144,7 @@
         </w:tabs>
         <w:ind w:left="3600" w:hanging="360"/>
       </w:pPr>
+      <w:rPr/>
     </w:lvl>
   </w:abstractNum>
   <w:abstractNum w:abstractNumId="7">
@@ -1319,6 +1452,7 @@
     <w:rsid w:val="00fc693f"/>
     <w:pPr>
       <w:widowControl/>
+      <w:suppressAutoHyphens w:val="true"/>
       <w:bidi w:val="0"/>
       <w:spacing w:lineRule="auto" w:line="276" w:before="0" w:after="200"/>
       <w:jc w:val="left"/>
@@ -2011,6 +2145,7 @@
     <w:rsid w:val="00fc693f"/>
     <w:pPr>
       <w:widowControl/>
+      <w:suppressAutoHyphens w:val="true"/>
       <w:bidi w:val="0"/>
       <w:spacing w:lineRule="auto" w:line="240" w:before="0" w:after="0"/>
       <w:jc w:val="left"/>
@@ -2109,24 +2244,29 @@
       <w:szCs w:val="16"/>
     </w:rPr>
   </w:style>
-  <w:style w:type="paragraph" w:styleId="List2">
+  <w:style w:type="paragraph" w:styleId="ListBullet3">
     <w:name w:val="List Bullet 3"/>
     <w:basedOn w:val="Normal"/>
     <w:uiPriority w:val="99"/>
     <w:unhideWhenUsed/>
+    <w:qFormat/>
     <w:rsid w:val="00326f90"/>
     <w:pPr>
+      <w:numPr>
+        <w:ilvl w:val="0"/>
+        <w:numId w:val="3"/>
+      </w:numPr>
       <w:spacing w:before="0" w:after="200"/>
-      <w:ind w:left="720" w:hanging="360"/>
       <w:contextualSpacing/>
     </w:pPr>
     <w:rPr/>
   </w:style>
-  <w:style w:type="paragraph" w:styleId="List3">
+  <w:style w:type="paragraph" w:styleId="ListBullet4">
     <w:name w:val="List Bullet 4"/>
     <w:basedOn w:val="Normal"/>
     <w:uiPriority w:val="99"/>
     <w:unhideWhenUsed/>
+    <w:qFormat/>
     <w:rsid w:val="00326f90"/>
     <w:pPr>
       <w:spacing w:before="0" w:after="200"/>
@@ -2163,23 +2303,6 @@
       <w:numPr>
         <w:ilvl w:val="0"/>
         <w:numId w:val="2"/>
-      </w:numPr>
-      <w:spacing w:before="0" w:after="200"/>
-      <w:contextualSpacing/>
-    </w:pPr>
-    <w:rPr/>
-  </w:style>
-  <w:style w:type="paragraph" w:styleId="ListBullet3">
-    <w:name w:val="List Bullet 3"/>
-    <w:basedOn w:val="Normal"/>
-    <w:uiPriority w:val="99"/>
-    <w:unhideWhenUsed/>
-    <w:qFormat/>
-    <w:rsid w:val="00326f90"/>
-    <w:pPr>
-      <w:numPr>
-        <w:ilvl w:val="0"/>
-        <w:numId w:val="3"/>
       </w:numPr>
       <w:spacing w:before="0" w:after="200"/>
       <w:contextualSpacing/>
@@ -2298,6 +2421,7 @@
         <w:tab w:val="left" w:pos="3456" w:leader="none"/>
         <w:tab w:val="left" w:pos="4032" w:leader="none"/>
       </w:tabs>
+      <w:suppressAutoHyphens w:val="true"/>
       <w:bidi w:val="0"/>
       <w:spacing w:lineRule="auto" w:line="276" w:before="0" w:after="200"/>
       <w:jc w:val="left"/>

--- a/assets/libreoffice_writ_njc/5186c84c-c3c2-4792-8349-61572a1ab7b3/Policy_L3_09.docx
+++ b/assets/libreoffice_writ_njc/5186c84c-c3c2-4792-8349-61572a1ab7b3/Policy_L3_09.docx
@@ -44,19 +44,20 @@
         <w:pStyle w:val="Normal"/>
         <w:jc w:val="center"/>
         <w:rPr>
-          <w:b/>
+          <w:rFonts w:ascii="Calibri" w:hAnsi="Calibri"/>
+          <w:color w:val="FF4000"/>
+          <w:sz w:val="22"/>
+          <w:szCs w:val="22"/>
+        </w:rPr>
+      </w:pPr>
+      <w:r>
+        <w:rPr>
+          <w:rFonts w:ascii="Calibri" w:hAnsi="Calibri"/>
           <w:b/>
           <w:bCs/>
-          <w:sz w:val="44"/>
-          <w:szCs w:val="44"/>
-        </w:rPr>
-      </w:pPr>
-      <w:r>
-        <w:rPr>
-          <w:b/>
-          <w:bCs/>
-          <w:sz w:val="44"/>
-          <w:szCs w:val="44"/>
+          <w:color w:val="FF4000"/>
+          <w:sz w:val="22"/>
+          <w:szCs w:val="22"/>
         </w:rPr>
         <w:t>Company Remote Work Policy</w:t>
       </w:r>
@@ -119,11 +120,30 @@
     <w:p>
       <w:pPr>
         <w:pStyle w:val="Normal"/>
-        <w:rPr/>
+        <w:rPr>
+          <w:rFonts w:ascii="Calibri" w:hAnsi="Calibri"/>
+          <w:sz w:val="22"/>
+          <w:szCs w:val="22"/>
+        </w:rPr>
       </w:pPr>
       <w:r>
-        <w:rPr/>
-        <w:t>1. Purpose</w:t>
+        <w:rPr>
+          <w:rFonts w:ascii="Calibri" w:hAnsi="Calibri"/>
+          <w:sz w:val="22"/>
+          <w:szCs w:val="22"/>
+        </w:rPr>
+        <w:t xml:space="preserve">1. </w:t>
+      </w:r>
+      <w:r>
+        <w:rPr>
+          <w:rFonts w:ascii="Calibri" w:hAnsi="Calibri"/>
+          <w:b/>
+          <w:bCs/>
+          <w:color w:val="2A6099"/>
+          <w:sz w:val="22"/>
+          <w:szCs w:val="22"/>
+        </w:rPr>
+        <w:t>Purpose</w:t>
       </w:r>
     </w:p>
     <w:p>
@@ -179,7 +199,18 @@
           <w:sz w:val="22"/>
           <w:szCs w:val="22"/>
         </w:rPr>
-        <w:t>2. Eligibility</w:t>
+        <w:t xml:space="preserve">2. </w:t>
+      </w:r>
+      <w:r>
+        <w:rPr>
+          <w:rFonts w:ascii="Calibri" w:hAnsi="Calibri"/>
+          <w:b/>
+          <w:bCs/>
+          <w:color w:val="2A6099"/>
+          <w:sz w:val="22"/>
+          <w:szCs w:val="22"/>
+        </w:rPr>
+        <w:t>Eligibility</w:t>
       </w:r>
     </w:p>
     <w:p>
@@ -235,7 +266,18 @@
           <w:sz w:val="22"/>
           <w:szCs w:val="22"/>
         </w:rPr>
-        <w:t>3. Work Schedule</w:t>
+        <w:t xml:space="preserve">3. </w:t>
+      </w:r>
+      <w:r>
+        <w:rPr>
+          <w:rFonts w:ascii="Calibri" w:hAnsi="Calibri"/>
+          <w:b/>
+          <w:bCs/>
+          <w:color w:val="2A6099"/>
+          <w:sz w:val="22"/>
+          <w:szCs w:val="22"/>
+        </w:rPr>
+        <w:t>Work Schedule</w:t>
       </w:r>
     </w:p>
     <w:p>
@@ -244,9 +286,9 @@
         <w:jc w:val="left"/>
         <w:rPr>
           <w:rFonts w:ascii="Calibri" w:hAnsi="Calibri"/>
-          <w:i/>
-          <w:i/>
-          <w:iCs/>
+          <w:i w:val="false"/>
+          <w:i w:val="false"/>
+          <w:iCs w:val="false"/>
           <w:sz w:val="22"/>
           <w:szCs w:val="22"/>
         </w:rPr>
@@ -254,8 +296,8 @@
       <w:r>
         <w:rPr>
           <w:rFonts w:ascii="Calibri" w:hAnsi="Calibri"/>
-          <w:i/>
-          <w:iCs/>
+          <w:i w:val="false"/>
+          <w:iCs w:val="false"/>
           <w:sz w:val="22"/>
           <w:szCs w:val="22"/>
         </w:rPr>
@@ -296,7 +338,18 @@
           <w:sz w:val="22"/>
           <w:szCs w:val="22"/>
         </w:rPr>
-        <w:t>4. Equipment and Security</w:t>
+        <w:t xml:space="preserve">4. </w:t>
+      </w:r>
+      <w:r>
+        <w:rPr>
+          <w:rFonts w:ascii="Calibri" w:hAnsi="Calibri"/>
+          <w:b/>
+          <w:bCs/>
+          <w:color w:val="2A6099"/>
+          <w:sz w:val="22"/>
+          <w:szCs w:val="22"/>
+        </w:rPr>
+        <w:t>Equipment and Security</w:t>
       </w:r>
     </w:p>
     <w:p>
@@ -352,7 +405,18 @@
           <w:sz w:val="22"/>
           <w:szCs w:val="22"/>
         </w:rPr>
-        <w:t>5. Communication Standards</w:t>
+        <w:t xml:space="preserve">5. </w:t>
+      </w:r>
+      <w:r>
+        <w:rPr>
+          <w:rFonts w:ascii="Calibri" w:hAnsi="Calibri"/>
+          <w:b/>
+          <w:bCs/>
+          <w:color w:val="2A6099"/>
+          <w:sz w:val="22"/>
+          <w:szCs w:val="22"/>
+        </w:rPr>
+        <w:t>Communication Standards</w:t>
       </w:r>
     </w:p>
     <w:p>

--- a/assets/libreoffice_writ_njc/5186c84c-c3c2-4792-8349-61572a1ab7b3/Policy_L3_09.docx
+++ b/assets/libreoffice_writ_njc/5186c84c-c3c2-4792-8349-61572a1ab7b3/Policy_L3_09.docx
@@ -14,7 +14,6 @@
       </w:pPr>
       <w:r>
         <w:rPr>
-          <w:rFonts w:ascii="Calibri" w:hAnsi="Calibri"/>
           <w:sz w:val="22"/>
           <w:szCs w:val="22"/>
         </w:rPr>
@@ -44,20 +43,21 @@
         <w:pStyle w:val="Normal"/>
         <w:jc w:val="center"/>
         <w:rPr>
-          <w:rFonts w:ascii="Calibri" w:hAnsi="Calibri"/>
-          <w:color w:val="FF4000"/>
-          <w:sz w:val="22"/>
-          <w:szCs w:val="22"/>
+          <w:b w:val="false"/>
+          <w:b w:val="false"/>
+          <w:bCs w:val="false"/>
+          <w:sz w:val="44"/>
+          <w:szCs w:val="44"/>
         </w:rPr>
       </w:pPr>
       <w:r>
         <w:rPr>
           <w:rFonts w:ascii="Calibri" w:hAnsi="Calibri"/>
-          <w:b/>
-          <w:bCs/>
+          <w:b w:val="false"/>
+          <w:bCs w:val="false"/>
           <w:color w:val="FF4000"/>
-          <w:sz w:val="22"/>
-          <w:szCs w:val="22"/>
+          <w:sz w:val="44"/>
+          <w:szCs w:val="44"/>
         </w:rPr>
         <w:t>Company Remote Work Policy</w:t>
       </w:r>
@@ -121,14 +121,18 @@
       <w:pPr>
         <w:pStyle w:val="Normal"/>
         <w:rPr>
-          <w:rFonts w:ascii="Calibri" w:hAnsi="Calibri"/>
-          <w:sz w:val="22"/>
-          <w:szCs w:val="22"/>
+          <w:b/>
+          <w:b/>
+          <w:bCs/>
+          <w:color w:val="003366"/>
         </w:rPr>
       </w:pPr>
       <w:r>
         <w:rPr>
           <w:rFonts w:ascii="Calibri" w:hAnsi="Calibri"/>
+          <w:b/>
+          <w:bCs/>
+          <w:color w:val="003366"/>
           <w:sz w:val="22"/>
           <w:szCs w:val="22"/>
         </w:rPr>
@@ -139,7 +143,7 @@
           <w:rFonts w:ascii="Calibri" w:hAnsi="Calibri"/>
           <w:b/>
           <w:bCs/>
-          <w:color w:val="2A6099"/>
+          <w:color w:val="003366"/>
           <w:sz w:val="22"/>
           <w:szCs w:val="22"/>
         </w:rPr>
@@ -188,14 +192,18 @@
         <w:pStyle w:val="Normal"/>
         <w:jc w:val="left"/>
         <w:rPr>
-          <w:rFonts w:ascii="Calibri" w:hAnsi="Calibri"/>
-          <w:sz w:val="22"/>
-          <w:szCs w:val="22"/>
+          <w:b/>
+          <w:b/>
+          <w:bCs/>
+          <w:color w:val="003366"/>
         </w:rPr>
       </w:pPr>
       <w:r>
         <w:rPr>
           <w:rFonts w:ascii="Calibri" w:hAnsi="Calibri"/>
+          <w:b/>
+          <w:bCs/>
+          <w:color w:val="003366"/>
           <w:sz w:val="22"/>
           <w:szCs w:val="22"/>
         </w:rPr>
@@ -206,7 +214,7 @@
           <w:rFonts w:ascii="Calibri" w:hAnsi="Calibri"/>
           <w:b/>
           <w:bCs/>
-          <w:color w:val="2A6099"/>
+          <w:color w:val="003366"/>
           <w:sz w:val="22"/>
           <w:szCs w:val="22"/>
         </w:rPr>
@@ -255,14 +263,18 @@
         <w:pStyle w:val="Normal"/>
         <w:jc w:val="left"/>
         <w:rPr>
-          <w:rFonts w:ascii="Calibri" w:hAnsi="Calibri"/>
-          <w:sz w:val="22"/>
-          <w:szCs w:val="22"/>
+          <w:b/>
+          <w:b/>
+          <w:bCs/>
+          <w:color w:val="003366"/>
         </w:rPr>
       </w:pPr>
       <w:r>
         <w:rPr>
           <w:rFonts w:ascii="Calibri" w:hAnsi="Calibri"/>
+          <w:b/>
+          <w:bCs/>
+          <w:color w:val="003366"/>
           <w:sz w:val="22"/>
           <w:szCs w:val="22"/>
         </w:rPr>
@@ -273,7 +285,7 @@
           <w:rFonts w:ascii="Calibri" w:hAnsi="Calibri"/>
           <w:b/>
           <w:bCs/>
-          <w:color w:val="2A6099"/>
+          <w:color w:val="003366"/>
           <w:sz w:val="22"/>
           <w:szCs w:val="22"/>
         </w:rPr>
@@ -285,19 +297,16 @@
         <w:pStyle w:val="Normal"/>
         <w:jc w:val="left"/>
         <w:rPr>
-          <w:rFonts w:ascii="Calibri" w:hAnsi="Calibri"/>
-          <w:i w:val="false"/>
-          <w:i w:val="false"/>
-          <w:iCs w:val="false"/>
-          <w:sz w:val="22"/>
-          <w:szCs w:val="22"/>
+          <w:i/>
+          <w:i/>
+          <w:iCs/>
         </w:rPr>
       </w:pPr>
       <w:r>
         <w:rPr>
           <w:rFonts w:ascii="Calibri" w:hAnsi="Calibri"/>
-          <w:i w:val="false"/>
-          <w:iCs w:val="false"/>
+          <w:i/>
+          <w:iCs/>
           <w:sz w:val="22"/>
           <w:szCs w:val="22"/>
         </w:rPr>
@@ -327,14 +336,18 @@
         <w:pStyle w:val="Normal"/>
         <w:jc w:val="left"/>
         <w:rPr>
-          <w:rFonts w:ascii="Calibri" w:hAnsi="Calibri"/>
-          <w:sz w:val="22"/>
-          <w:szCs w:val="22"/>
+          <w:b/>
+          <w:b/>
+          <w:bCs/>
+          <w:color w:val="003366"/>
         </w:rPr>
       </w:pPr>
       <w:r>
         <w:rPr>
           <w:rFonts w:ascii="Calibri" w:hAnsi="Calibri"/>
+          <w:b/>
+          <w:bCs/>
+          <w:color w:val="003366"/>
           <w:sz w:val="22"/>
           <w:szCs w:val="22"/>
         </w:rPr>
@@ -345,7 +358,7 @@
           <w:rFonts w:ascii="Calibri" w:hAnsi="Calibri"/>
           <w:b/>
           <w:bCs/>
-          <w:color w:val="2A6099"/>
+          <w:color w:val="003366"/>
           <w:sz w:val="22"/>
           <w:szCs w:val="22"/>
         </w:rPr>
@@ -394,14 +407,18 @@
         <w:pStyle w:val="Normal"/>
         <w:jc w:val="left"/>
         <w:rPr>
-          <w:rFonts w:ascii="Calibri" w:hAnsi="Calibri"/>
-          <w:sz w:val="22"/>
-          <w:szCs w:val="22"/>
+          <w:b/>
+          <w:b/>
+          <w:bCs/>
+          <w:color w:val="003366"/>
         </w:rPr>
       </w:pPr>
       <w:r>
         <w:rPr>
           <w:rFonts w:ascii="Calibri" w:hAnsi="Calibri"/>
+          <w:b/>
+          <w:bCs/>
+          <w:color w:val="003366"/>
           <w:sz w:val="22"/>
           <w:szCs w:val="22"/>
         </w:rPr>
@@ -412,7 +429,7 @@
           <w:rFonts w:ascii="Calibri" w:hAnsi="Calibri"/>
           <w:b/>
           <w:bCs/>
-          <w:color w:val="2A6099"/>
+          <w:color w:val="003366"/>
           <w:sz w:val="22"/>
           <w:szCs w:val="22"/>
         </w:rPr>

--- a/assets/libreoffice_writ_njc/5186c84c-c3c2-4792-8349-61572a1ab7b3/Policy_L3_09.docx
+++ b/assets/libreoffice_writ_njc/5186c84c-c3c2-4792-8349-61572a1ab7b3/Policy_L3_09.docx
@@ -7,13 +7,17 @@
         <w:pStyle w:val="Title"/>
         <w:jc w:val="left"/>
         <w:rPr>
-          <w:rFonts w:ascii="Calibri" w:hAnsi="Calibri"/>
+          <w:rFonts w:ascii="Rachana" w:hAnsi="Rachana"/>
           <w:sz w:val="22"/>
           <w:szCs w:val="22"/>
         </w:rPr>
       </w:pPr>
       <w:r>
         <w:rPr>
+          <w:rFonts w:ascii="Rachana" w:hAnsi="Rachana"/>
+          <w:b/>
+          <w:bCs/>
+          <w:color w:val="FF0000"/>
           <w:sz w:val="22"/>
           <w:szCs w:val="22"/>
         </w:rPr>
@@ -25,14 +29,21 @@
         <w:pStyle w:val="Normal"/>
         <w:jc w:val="left"/>
         <w:rPr>
-          <w:rFonts w:ascii="Calibri" w:hAnsi="Calibri"/>
+          <w:rFonts w:ascii="Rachana" w:hAnsi="Rachana"/>
+          <w:b/>
+          <w:b/>
+          <w:bCs/>
+          <w:color w:val="FF0000"/>
           <w:sz w:val="22"/>
           <w:szCs w:val="22"/>
         </w:rPr>
       </w:pPr>
       <w:r>
         <w:rPr>
-          <w:rFonts w:ascii="Calibri" w:hAnsi="Calibri"/>
+          <w:rFonts w:ascii="Rachana" w:hAnsi="Rachana"/>
+          <w:b/>
+          <w:bCs/>
+          <w:color w:val="FF0000"/>
           <w:sz w:val="22"/>
           <w:szCs w:val="22"/>
         </w:rPr>
@@ -43,19 +54,15 @@
         <w:pStyle w:val="Normal"/>
         <w:jc w:val="center"/>
         <w:rPr>
-          <w:b w:val="false"/>
-          <w:b w:val="false"/>
-          <w:bCs w:val="false"/>
-          <w:sz w:val="44"/>
-          <w:szCs w:val="44"/>
+          <w:color w:val="C9211E"/>
         </w:rPr>
       </w:pPr>
       <w:r>
         <w:rPr>
-          <w:rFonts w:ascii="Calibri" w:hAnsi="Calibri"/>
-          <w:b w:val="false"/>
-          <w:bCs w:val="false"/>
-          <w:color w:val="FF4000"/>
+          <w:rFonts w:ascii="Rachana" w:hAnsi="Rachana"/>
+          <w:b/>
+          <w:bCs/>
+          <w:color w:val="C9211E"/>
           <w:sz w:val="44"/>
           <w:szCs w:val="44"/>
         </w:rPr>
@@ -67,14 +74,21 @@
         <w:pStyle w:val="Normal"/>
         <w:jc w:val="left"/>
         <w:rPr>
-          <w:rFonts w:ascii="Calibri" w:hAnsi="Calibri"/>
+          <w:rFonts w:ascii="Rachana" w:hAnsi="Rachana"/>
+          <w:b/>
+          <w:b/>
+          <w:bCs/>
+          <w:color w:val="FF0000"/>
           <w:sz w:val="22"/>
           <w:szCs w:val="22"/>
         </w:rPr>
       </w:pPr>
       <w:r>
         <w:rPr>
-          <w:rFonts w:ascii="Calibri" w:hAnsi="Calibri"/>
+          <w:rFonts w:ascii="Rachana" w:hAnsi="Rachana"/>
+          <w:b/>
+          <w:bCs/>
+          <w:color w:val="FF0000"/>
           <w:sz w:val="22"/>
           <w:szCs w:val="22"/>
         </w:rPr>
@@ -85,18 +99,21 @@
         <w:pStyle w:val="Normal"/>
         <w:jc w:val="left"/>
         <w:rPr>
-          <w:rFonts w:ascii="Calibri" w:hAnsi="Calibri"/>
+          <w:rFonts w:ascii="Rachana" w:hAnsi="Rachana"/>
           <w:sz w:val="22"/>
           <w:szCs w:val="22"/>
         </w:rPr>
       </w:pPr>
       <w:r>
         <w:rPr>
-          <w:rFonts w:ascii="Calibri" w:hAnsi="Calibri"/>
+          <w:rFonts w:ascii="Rachana" w:hAnsi="Rachana"/>
+          <w:b/>
+          <w:bCs/>
+          <w:color w:val="FF0000"/>
           <w:sz w:val="22"/>
           <w:szCs w:val="22"/>
         </w:rPr>
-        <w:t>Effective Date: January 1, 2025 | Version 3.0</w:t>
+        <w:t>INTERNAL DOCUMENT – DO NOT DISTRIBUTEPolicy Owner: Human Resources Department | Review Cycle: Semi-annualEffective Date: January 1, 2025 | Version 3.0</w:t>
       </w:r>
     </w:p>
     <w:p>
@@ -104,14 +121,21 @@
         <w:pStyle w:val="Normal"/>
         <w:jc w:val="left"/>
         <w:rPr>
-          <w:rFonts w:ascii="Calibri" w:hAnsi="Calibri"/>
+          <w:rFonts w:ascii="Rachana" w:hAnsi="Rachana"/>
+          <w:b/>
+          <w:b/>
+          <w:bCs/>
+          <w:color w:val="FF0000"/>
           <w:sz w:val="22"/>
           <w:szCs w:val="22"/>
         </w:rPr>
       </w:pPr>
       <w:r>
         <w:rPr>
-          <w:rFonts w:ascii="Calibri" w:hAnsi="Calibri"/>
+          <w:rFonts w:ascii="Rachana" w:hAnsi="Rachana"/>
+          <w:b/>
+          <w:bCs/>
+          <w:color w:val="FF0000"/>
           <w:sz w:val="22"/>
           <w:szCs w:val="22"/>
         </w:rPr>
@@ -121,31 +145,93 @@
       <w:pPr>
         <w:pStyle w:val="Normal"/>
         <w:rPr>
-          <w:b/>
+          <w:rFonts w:ascii="Rachana" w:hAnsi="Rachana"/>
+          <w:sz w:val="22"/>
+          <w:szCs w:val="22"/>
+        </w:rPr>
+      </w:pPr>
+      <w:r>
+        <w:rPr>
+          <w:rFonts w:ascii="Rachana" w:hAnsi="Rachana"/>
+          <w:sz w:val="22"/>
+          <w:szCs w:val="22"/>
+        </w:rPr>
+      </w:r>
+    </w:p>
+    <w:p>
+      <w:pPr>
+        <w:pStyle w:val="Normal"/>
+        <w:jc w:val="left"/>
+        <w:rPr>
+          <w:i/>
+          <w:i/>
+          <w:iCs/>
+        </w:rPr>
+      </w:pPr>
+      <w:r>
+        <w:rPr>
+          <w:rFonts w:ascii="Rachana" w:hAnsi="Rachana"/>
           <w:b/>
           <w:bCs/>
-          <w:color w:val="003366"/>
+          <w:i/>
+          <w:iCs/>
+          <w:color w:val="FF0000"/>
+          <w:sz w:val="22"/>
+          <w:szCs w:val="22"/>
         </w:rPr>
-      </w:pPr>
+        <w:t xml:space="preserve">The company will provide a laptop, monitor, and necessary peripherals. Employees must use the company VPN for all work-related activities. </w:t>
+      </w:r>
       <w:r>
         <w:rPr>
-          <w:rFonts w:ascii="Calibri" w:hAnsi="Calibri"/>
+          <w:rFonts w:ascii="Rachana" w:hAnsi="Rachana"/>
+          <w:b w:val="false"/>
+          <w:bCs w:val="false"/>
+          <w:i/>
+          <w:iCs/>
+          <w:color w:val="2A6099"/>
+          <w:sz w:val="22"/>
+          <w:szCs w:val="22"/>
+        </w:rPr>
+        <w:t>Personal</w:t>
+      </w:r>
+      <w:r>
+        <w:rPr>
+          <w:rFonts w:ascii="Rachana" w:hAnsi="Rachana"/>
           <w:b/>
           <w:bCs/>
+          <w:i/>
+          <w:iCs/>
+          <w:color w:val="FF0000"/>
+          <w:sz w:val="22"/>
+          <w:szCs w:val="22"/>
+        </w:rPr>
+        <w:t xml:space="preserve"> devices may not be used to access company data without IT department approval</w:t>
+      </w:r>
+      <w:r>
+        <w:rPr>
+          <w:rFonts w:ascii="Rachana" w:hAnsi="Rachana"/>
+          <w:b/>
+          <w:bCs/>
+          <w:i/>
+          <w:iCs/>
+          <w:color w:val="FF0000"/>
+          <w:sz w:val="22"/>
+          <w:szCs w:val="22"/>
+          <w:shd w:fill="FFFF00" w:val="clear"/>
+        </w:rPr>
+        <w:t xml:space="preserve">.1. </w:t>
+      </w:r>
+      <w:r>
+        <w:rPr>
+          <w:rFonts w:ascii="Rachana" w:hAnsi="Rachana"/>
+          <w:b w:val="false"/>
+          <w:bCs w:val="false"/>
+          <w:i/>
+          <w:iCs/>
           <w:color w:val="003366"/>
           <w:sz w:val="22"/>
           <w:szCs w:val="22"/>
-        </w:rPr>
-        <w:t xml:space="preserve">1. </w:t>
-      </w:r>
-      <w:r>
-        <w:rPr>
-          <w:rFonts w:ascii="Calibri" w:hAnsi="Calibri"/>
-          <w:b/>
-          <w:bCs/>
-          <w:color w:val="003366"/>
-          <w:sz w:val="22"/>
-          <w:szCs w:val="22"/>
+          <w:shd w:fill="FFFF00" w:val="clear"/>
         </w:rPr>
         <w:t>Purpose</w:t>
       </w:r>
@@ -155,14 +241,19 @@
         <w:pStyle w:val="Normal"/>
         <w:jc w:val="left"/>
         <w:rPr>
-          <w:rFonts w:ascii="Calibri" w:hAnsi="Calibri"/>
-          <w:sz w:val="22"/>
-          <w:szCs w:val="22"/>
+          <w:i/>
+          <w:i/>
+          <w:iCs/>
         </w:rPr>
       </w:pPr>
       <w:r>
         <w:rPr>
-          <w:rFonts w:ascii="Calibri" w:hAnsi="Calibri"/>
+          <w:rFonts w:ascii="Rachana" w:hAnsi="Rachana"/>
+          <w:b w:val="false"/>
+          <w:bCs w:val="false"/>
+          <w:i/>
+          <w:iCs/>
+          <w:color w:val="2A6099"/>
           <w:sz w:val="22"/>
           <w:szCs w:val="22"/>
         </w:rPr>
@@ -174,14 +265,26 @@
         <w:pStyle w:val="Normal"/>
         <w:jc w:val="left"/>
         <w:rPr>
-          <w:rFonts w:ascii="Calibri" w:hAnsi="Calibri"/>
+          <w:rFonts w:ascii="Rachana" w:hAnsi="Rachana"/>
+          <w:b w:val="false"/>
+          <w:b w:val="false"/>
+          <w:bCs w:val="false"/>
+          <w:i/>
+          <w:i/>
+          <w:iCs/>
+          <w:color w:val="2A6099"/>
           <w:sz w:val="22"/>
           <w:szCs w:val="22"/>
         </w:rPr>
       </w:pPr>
       <w:r>
         <w:rPr>
-          <w:rFonts w:ascii="Calibri" w:hAnsi="Calibri"/>
+          <w:rFonts w:ascii="Rachana" w:hAnsi="Rachana"/>
+          <w:b w:val="false"/>
+          <w:bCs w:val="false"/>
+          <w:i/>
+          <w:iCs/>
+          <w:color w:val="2A6099"/>
           <w:sz w:val="22"/>
           <w:szCs w:val="22"/>
         </w:rPr>
@@ -192,33 +295,28 @@
         <w:pStyle w:val="Normal"/>
         <w:jc w:val="left"/>
         <w:rPr>
-          <w:b/>
-          <w:b/>
-          <w:bCs/>
-          <w:color w:val="003366"/>
+          <w:b w:val="false"/>
+          <w:b w:val="false"/>
+          <w:bCs w:val="false"/>
+          <w:i/>
+          <w:i/>
+          <w:iCs/>
+          <w:color w:val="C9211E"/>
         </w:rPr>
       </w:pPr>
       <w:r>
         <w:rPr>
-          <w:rFonts w:ascii="Calibri" w:hAnsi="Calibri"/>
-          <w:b/>
-          <w:bCs/>
-          <w:color w:val="003366"/>
+          <w:rFonts w:ascii="Rachana" w:hAnsi="Rachana"/>
+          <w:b w:val="false"/>
+          <w:bCs w:val="false"/>
+          <w:i/>
+          <w:iCs/>
+          <w:color w:val="C9211E"/>
           <w:sz w:val="22"/>
           <w:szCs w:val="22"/>
+          <w:shd w:fill="auto" w:val="clear"/>
         </w:rPr>
-        <w:t xml:space="preserve">2. </w:t>
-      </w:r>
-      <w:r>
-        <w:rPr>
-          <w:rFonts w:ascii="Calibri" w:hAnsi="Calibri"/>
-          <w:b/>
-          <w:bCs/>
-          <w:color w:val="003366"/>
-          <w:sz w:val="22"/>
-          <w:szCs w:val="22"/>
-        </w:rPr>
-        <w:t>Eligibility</w:t>
+        <w:t>2. Eligibility</w:t>
       </w:r>
     </w:p>
     <w:p>
@@ -226,14 +324,19 @@
         <w:pStyle w:val="Normal"/>
         <w:jc w:val="left"/>
         <w:rPr>
-          <w:rFonts w:ascii="Calibri" w:hAnsi="Calibri"/>
-          <w:sz w:val="22"/>
-          <w:szCs w:val="22"/>
+          <w:i/>
+          <w:i/>
+          <w:iCs/>
         </w:rPr>
       </w:pPr>
       <w:r>
         <w:rPr>
-          <w:rFonts w:ascii="Calibri" w:hAnsi="Calibri"/>
+          <w:rFonts w:ascii="Rachana" w:hAnsi="Rachana"/>
+          <w:b w:val="false"/>
+          <w:bCs w:val="false"/>
+          <w:i/>
+          <w:iCs/>
+          <w:color w:val="2A6099"/>
           <w:sz w:val="22"/>
           <w:szCs w:val="22"/>
         </w:rPr>
@@ -245,14 +348,26 @@
         <w:pStyle w:val="Normal"/>
         <w:jc w:val="left"/>
         <w:rPr>
-          <w:rFonts w:ascii="Calibri" w:hAnsi="Calibri"/>
+          <w:rFonts w:ascii="Rachana" w:hAnsi="Rachana"/>
+          <w:b w:val="false"/>
+          <w:b w:val="false"/>
+          <w:bCs w:val="false"/>
+          <w:i/>
+          <w:i/>
+          <w:iCs/>
+          <w:color w:val="2A6099"/>
           <w:sz w:val="22"/>
           <w:szCs w:val="22"/>
         </w:rPr>
       </w:pPr>
       <w:r>
         <w:rPr>
-          <w:rFonts w:ascii="Calibri" w:hAnsi="Calibri"/>
+          <w:rFonts w:ascii="Rachana" w:hAnsi="Rachana"/>
+          <w:b w:val="false"/>
+          <w:bCs w:val="false"/>
+          <w:i/>
+          <w:iCs/>
+          <w:color w:val="2A6099"/>
           <w:sz w:val="22"/>
           <w:szCs w:val="22"/>
         </w:rPr>
@@ -263,33 +378,25 @@
         <w:pStyle w:val="Normal"/>
         <w:jc w:val="left"/>
         <w:rPr>
-          <w:b/>
-          <w:b/>
-          <w:bCs/>
-          <w:color w:val="003366"/>
+          <w:b w:val="false"/>
+          <w:b w:val="false"/>
+          <w:bCs w:val="false"/>
+          <w:color w:val="C9211E"/>
         </w:rPr>
       </w:pPr>
       <w:r>
         <w:rPr>
-          <w:rFonts w:ascii="Calibri" w:hAnsi="Calibri"/>
-          <w:b/>
-          <w:bCs/>
-          <w:color w:val="003366"/>
+          <w:rFonts w:ascii="Rachana" w:hAnsi="Rachana"/>
+          <w:b w:val="false"/>
+          <w:bCs w:val="false"/>
+          <w:i/>
+          <w:iCs/>
+          <w:color w:val="C9211E"/>
           <w:sz w:val="22"/>
           <w:szCs w:val="22"/>
+          <w:shd w:fill="auto" w:val="clear"/>
         </w:rPr>
-        <w:t xml:space="preserve">3. </w:t>
-      </w:r>
-      <w:r>
-        <w:rPr>
-          <w:rFonts w:ascii="Calibri" w:hAnsi="Calibri"/>
-          <w:b/>
-          <w:bCs/>
-          <w:color w:val="003366"/>
-          <w:sz w:val="22"/>
-          <w:szCs w:val="22"/>
-        </w:rPr>
-        <w:t>Work Schedule</w:t>
+        <w:t>3. Work Schedule</w:t>
       </w:r>
     </w:p>
     <w:p>
@@ -300,17 +407,22 @@
           <w:i/>
           <w:i/>
           <w:iCs/>
-        </w:rPr>
-      </w:pPr>
-      <w:r>
-        <w:rPr>
-          <w:rFonts w:ascii="Calibri" w:hAnsi="Calibri"/>
-          <w:i/>
-          <w:iCs/>
           <w:sz w:val="22"/>
           <w:szCs w:val="22"/>
         </w:rPr>
-        <w:t>Remote employees must maintain core hours of 10:00 AM to 3:00 PM in their local time zone. Flexible hours outside of core hours are permitted with manager approval. Total weekly hours should not exceed 45 hours without prior authorization.</w:t>
+      </w:pPr>
+      <w:r>
+        <w:rPr>
+          <w:rFonts w:ascii="Rachana" w:hAnsi="Rachana"/>
+          <w:b w:val="false"/>
+          <w:bCs w:val="false"/>
+          <w:i/>
+          <w:iCs/>
+          <w:color w:val="2A6099"/>
+          <w:sz w:val="22"/>
+          <w:szCs w:val="22"/>
+        </w:rPr>
+        <w:t>INTERNAL DOCUMENT – DO NOT DISTRIBUPolicy Owner: Human Resources Department | Review Cycle: Semi-annual</w:t>
       </w:r>
     </w:p>
     <w:p>
@@ -318,14 +430,19 @@
         <w:pStyle w:val="Normal"/>
         <w:jc w:val="left"/>
         <w:rPr>
-          <w:rFonts w:ascii="Calibri" w:hAnsi="Calibri"/>
+          <w:rFonts w:ascii="Rachana" w:hAnsi="Rachana"/>
+          <w:i w:val="false"/>
+          <w:i w:val="false"/>
+          <w:iCs w:val="false"/>
           <w:sz w:val="22"/>
           <w:szCs w:val="22"/>
         </w:rPr>
       </w:pPr>
       <w:r>
         <w:rPr>
-          <w:rFonts w:ascii="Calibri" w:hAnsi="Calibri"/>
+          <w:rFonts w:ascii="Rachana" w:hAnsi="Rachana"/>
+          <w:i w:val="false"/>
+          <w:iCs w:val="false"/>
           <w:sz w:val="22"/>
           <w:szCs w:val="22"/>
         </w:rPr>
@@ -336,33 +453,73 @@
         <w:pStyle w:val="Normal"/>
         <w:jc w:val="left"/>
         <w:rPr>
-          <w:b/>
-          <w:b/>
-          <w:bCs/>
-          <w:color w:val="003366"/>
-        </w:rPr>
-      </w:pPr>
-      <w:r>
-        <w:rPr>
-          <w:rFonts w:ascii="Calibri" w:hAnsi="Calibri"/>
-          <w:b/>
-          <w:bCs/>
-          <w:color w:val="003366"/>
+          <w:rFonts w:ascii="Rachana" w:hAnsi="Rachana"/>
           <w:sz w:val="22"/>
           <w:szCs w:val="22"/>
         </w:rPr>
-        <w:t xml:space="preserve">4. </w:t>
+      </w:pPr>
+      <w:r>
+        <w:rPr>
+          <w:rFonts w:ascii="Rachana" w:hAnsi="Rachana"/>
+          <w:b w:val="false"/>
+          <w:bCs w:val="false"/>
+          <w:i w:val="false"/>
+          <w:iCs w:val="false"/>
+          <w:color w:val="2A6099"/>
+          <w:sz w:val="22"/>
+          <w:szCs w:val="22"/>
+        </w:rPr>
+        <w:t>Policy Owner: Human Resources Department | Review Cycle: Semi-annual</w:t>
+      </w:r>
+    </w:p>
+    <w:p>
+      <w:pPr>
+        <w:pStyle w:val="Normal"/>
+        <w:jc w:val="left"/>
+        <w:rPr>
+          <w:rFonts w:ascii="Rachana" w:hAnsi="Rachana"/>
+          <w:sz w:val="22"/>
+          <w:szCs w:val="22"/>
+        </w:rPr>
+      </w:pPr>
+      <w:r>
+        <w:rPr>
+          <w:rFonts w:ascii="Rachana" w:hAnsi="Rachana"/>
+          <w:b w:val="false"/>
+          <w:bCs w:val="false"/>
+          <w:i w:val="false"/>
+          <w:iCs w:val="false"/>
+          <w:color w:val="2A6099"/>
+          <w:sz w:val="22"/>
+          <w:szCs w:val="22"/>
+        </w:rPr>
+        <w:t xml:space="preserve">TERemote employees must maintain core hours of 10:00 AM to 3:00 PM in their local time zone. Flexible hours </w:t>
       </w:r>
       <w:r>
         <w:rPr>
-          <w:rFonts w:ascii="Calibri" w:hAnsi="Calibri"/>
-          <w:b/>
-          <w:bCs/>
-          <w:color w:val="003366"/>
+          <w:rFonts w:ascii="Rachana" w:hAnsi="Rachana"/>
+          <w:b w:val="false"/>
+          <w:bCs w:val="false"/>
+          <w:i/>
+          <w:iCs/>
+          <w:color w:val="2A6099"/>
           <w:sz w:val="22"/>
           <w:szCs w:val="22"/>
         </w:rPr>
-        <w:t>Equipment and Security</w:t>
+        <w:t>outside</w:t>
+      </w:r>
+      <w:r>
+        <w:rPr>
+          <w:rFonts w:ascii="Rachana" w:hAnsi="Rachana"/>
+          <w:b w:val="false"/>
+          <w:bCs w:val="false"/>
+          <w:i w:val="false"/>
+          <w:iCs w:val="false"/>
+          <w:color w:val="2A6099"/>
+          <w:sz w:val="22"/>
+          <w:szCs w:val="22"/>
+        </w:rPr>
+        <w:t xml:space="preserve"> of core hours are permitted with manager approval. Total weekly hours should not exceed 45 hours without prior authorization.</w:t>
       </w:r>
     </w:p>
     <w:p>
@@ -370,33 +527,21 @@
         <w:pStyle w:val="Normal"/>
         <w:jc w:val="left"/>
         <w:rPr>
-          <w:rFonts w:ascii="Calibri" w:hAnsi="Calibri"/>
+          <w:rFonts w:ascii="Rachana" w:hAnsi="Rachana"/>
+          <w:b w:val="false"/>
+          <w:b w:val="false"/>
+          <w:bCs w:val="false"/>
+          <w:color w:val="2A6099"/>
           <w:sz w:val="22"/>
           <w:szCs w:val="22"/>
         </w:rPr>
       </w:pPr>
       <w:r>
         <w:rPr>
-          <w:rFonts w:ascii="Calibri" w:hAnsi="Calibri"/>
-          <w:sz w:val="22"/>
-          <w:szCs w:val="22"/>
-        </w:rPr>
-        <w:t>The company will provide a laptop, monitor, and necessary peripherals. Employees must use the company VPN for all work-related activities. Personal devices may not be used to access company data without IT department approval.</w:t>
-      </w:r>
-    </w:p>
-    <w:p>
-      <w:pPr>
-        <w:pStyle w:val="Normal"/>
-        <w:jc w:val="left"/>
-        <w:rPr>
-          <w:rFonts w:ascii="Calibri" w:hAnsi="Calibri"/>
-          <w:sz w:val="22"/>
-          <w:szCs w:val="22"/>
-        </w:rPr>
-      </w:pPr>
-      <w:r>
-        <w:rPr>
-          <w:rFonts w:ascii="Calibri" w:hAnsi="Calibri"/>
+          <w:rFonts w:ascii="Rachana" w:hAnsi="Rachana"/>
+          <w:b w:val="false"/>
+          <w:bCs w:val="false"/>
+          <w:color w:val="2A6099"/>
           <w:sz w:val="22"/>
           <w:szCs w:val="22"/>
         </w:rPr>
@@ -405,35 +550,134 @@
     <w:p>
       <w:pPr>
         <w:pStyle w:val="Normal"/>
+        <w:jc w:val="center"/>
+        <w:rPr>
+          <w:rFonts w:ascii="Rachana" w:hAnsi="Rachana"/>
+          <w:sz w:val="22"/>
+          <w:szCs w:val="22"/>
+        </w:rPr>
+      </w:pPr>
+      <w:r>
+        <w:rPr>
+          <w:rFonts w:ascii="Rachana" w:hAnsi="Rachana"/>
+          <w:b w:val="false"/>
+          <w:bCs w:val="false"/>
+          <w:i w:val="false"/>
+          <w:iCs w:val="false"/>
+          <w:color w:val="FF0000"/>
+          <w:sz w:val="22"/>
+          <w:szCs w:val="22"/>
+        </w:rPr>
+        <w:t>Policy Owner: Human Resources Department | Review Cycle: Semi-annual</w:t>
+      </w:r>
+    </w:p>
+    <w:p>
+      <w:pPr>
+        <w:pStyle w:val="Normal"/>
         <w:jc w:val="left"/>
         <w:rPr>
+          <w:rFonts w:ascii="Rachana" w:hAnsi="Rachana"/>
+          <w:b w:val="false"/>
+          <w:b w:val="false"/>
+          <w:bCs w:val="false"/>
+          <w:i/>
+          <w:i/>
+          <w:iCs/>
+          <w:color w:val="2A6099"/>
+          <w:sz w:val="22"/>
+          <w:szCs w:val="22"/>
+        </w:rPr>
+      </w:pPr>
+      <w:r>
+        <w:rPr>
+          <w:rFonts w:ascii="Rachana" w:hAnsi="Rachana"/>
+          <w:b w:val="false"/>
+          <w:bCs w:val="false"/>
+          <w:i/>
+          <w:iCs/>
+          <w:color w:val="2A6099"/>
+          <w:sz w:val="22"/>
+          <w:szCs w:val="22"/>
+        </w:rPr>
+      </w:r>
+    </w:p>
+    <w:p>
+      <w:pPr>
+        <w:pStyle w:val="Normal"/>
+        <w:jc w:val="left"/>
+        <w:rPr>
+          <w:rFonts w:ascii="Rachana" w:hAnsi="Rachana"/>
+          <w:b w:val="false"/>
+          <w:b w:val="false"/>
+          <w:bCs w:val="false"/>
+          <w:color w:val="2A6099"/>
+          <w:sz w:val="22"/>
+          <w:szCs w:val="22"/>
+        </w:rPr>
+      </w:pPr>
+      <w:r>
+        <w:rPr>
+          <w:rFonts w:ascii="Rachana" w:hAnsi="Rachana"/>
+          <w:b w:val="false"/>
+          <w:bCs w:val="false"/>
+          <w:i/>
+          <w:iCs/>
+          <w:color w:val="2A6099"/>
+          <w:sz w:val="22"/>
+          <w:szCs w:val="22"/>
+        </w:rPr>
+        <w:t>4. Equipment and Security</w:t>
+      </w:r>
+    </w:p>
+    <w:p>
+      <w:pPr>
+        <w:pStyle w:val="Normal"/>
+        <w:jc w:val="left"/>
+        <w:rPr>
+          <w:rFonts w:ascii="Rachana" w:hAnsi="Rachana"/>
+          <w:b w:val="false"/>
+          <w:b w:val="false"/>
+          <w:bCs w:val="false"/>
+          <w:color w:val="2A6099"/>
+          <w:sz w:val="22"/>
+          <w:szCs w:val="22"/>
+        </w:rPr>
+      </w:pPr>
+      <w:r>
+        <w:rPr>
+          <w:rFonts w:ascii="Rachana" w:hAnsi="Rachana"/>
+          <w:b w:val="false"/>
+          <w:bCs w:val="false"/>
+          <w:color w:val="2A6099"/>
+          <w:sz w:val="22"/>
+          <w:szCs w:val="22"/>
+        </w:rPr>
+      </w:r>
+    </w:p>
+    <w:p>
+      <w:pPr>
+        <w:pStyle w:val="Normal"/>
+        <w:jc w:val="left"/>
+        <w:rPr>
+          <w:rFonts w:ascii="Rachana" w:hAnsi="Rachana"/>
           <w:b/>
           <w:b/>
           <w:bCs/>
-          <w:color w:val="003366"/>
-        </w:rPr>
-      </w:pPr>
-      <w:r>
-        <w:rPr>
-          <w:rFonts w:ascii="Calibri" w:hAnsi="Calibri"/>
-          <w:b/>
-          <w:bCs/>
-          <w:color w:val="003366"/>
+          <w:color w:val="2A6099"/>
           <w:sz w:val="22"/>
           <w:szCs w:val="22"/>
         </w:rPr>
-        <w:t xml:space="preserve">5. </w:t>
-      </w:r>
+      </w:pPr>
       <w:r>
         <w:rPr>
-          <w:rFonts w:ascii="Calibri" w:hAnsi="Calibri"/>
+          <w:rFonts w:ascii="Rachana" w:hAnsi="Rachana"/>
           <w:b/>
           <w:bCs/>
-          <w:color w:val="003366"/>
+          <w:color w:val="2A6099"/>
           <w:sz w:val="22"/>
           <w:szCs w:val="22"/>
         </w:rPr>
-        <w:t>Communication Standards</w:t>
+        <w:t>5. Communication Standards</w:t>
       </w:r>
     </w:p>
     <w:p>
@@ -441,14 +685,21 @@
         <w:pStyle w:val="Normal"/>
         <w:jc w:val="left"/>
         <w:rPr>
-          <w:rFonts w:ascii="Calibri" w:hAnsi="Calibri"/>
+          <w:rFonts w:ascii="Rachana" w:hAnsi="Rachana"/>
+          <w:b w:val="false"/>
+          <w:b w:val="false"/>
+          <w:bCs w:val="false"/>
+          <w:color w:val="2A6099"/>
           <w:sz w:val="22"/>
           <w:szCs w:val="22"/>
         </w:rPr>
       </w:pPr>
       <w:r>
         <w:rPr>
-          <w:rFonts w:ascii="Calibri" w:hAnsi="Calibri"/>
+          <w:rFonts w:ascii="Rachana" w:hAnsi="Rachana"/>
+          <w:b w:val="false"/>
+          <w:bCs w:val="false"/>
+          <w:color w:val="2A6099"/>
           <w:sz w:val="22"/>
           <w:szCs w:val="22"/>
         </w:rPr>
@@ -460,14 +711,21 @@
         <w:pStyle w:val="Normal"/>
         <w:jc w:val="left"/>
         <w:rPr>
-          <w:rFonts w:ascii="Calibri" w:hAnsi="Calibri"/>
+          <w:rFonts w:ascii="Rachana" w:hAnsi="Rachana"/>
+          <w:b w:val="false"/>
+          <w:b w:val="false"/>
+          <w:bCs w:val="false"/>
+          <w:color w:val="2A6099"/>
           <w:sz w:val="22"/>
           <w:szCs w:val="22"/>
         </w:rPr>
       </w:pPr>
       <w:r>
         <w:rPr>
-          <w:rFonts w:ascii="Calibri" w:hAnsi="Calibri"/>
+          <w:rFonts w:ascii="Rachana" w:hAnsi="Rachana"/>
+          <w:b w:val="false"/>
+          <w:bCs w:val="false"/>
+          <w:color w:val="2A6099"/>
           <w:sz w:val="22"/>
           <w:szCs w:val="22"/>
         </w:rPr>
@@ -479,14 +737,18 @@
         <w:spacing w:before="0" w:after="200"/>
         <w:jc w:val="left"/>
         <w:rPr>
-          <w:rFonts w:ascii="Calibri" w:hAnsi="Calibri"/>
-          <w:sz w:val="22"/>
-          <w:szCs w:val="22"/>
+          <w:b/>
+          <w:b/>
+          <w:bCs/>
+          <w:color w:val="FF0000"/>
         </w:rPr>
       </w:pPr>
       <w:r>
         <w:rPr>
-          <w:rFonts w:ascii="Calibri" w:hAnsi="Calibri"/>
+          <w:rFonts w:ascii="Rachana" w:hAnsi="Rachana"/>
+          <w:b w:val="false"/>
+          <w:bCs w:val="false"/>
+          <w:color w:val="2A6099"/>
           <w:sz w:val="22"/>
           <w:szCs w:val="22"/>
         </w:rPr>
